--- a/la-marque/대본/7부/08화_La_matiere_premiere.docx
+++ b/la-marque/대본/7부/08화_La_matiere_premiere.docx
@@ -906,7 +906,7 @@
         <w:pStyle w:val="BodyText"/>
       </w:pPr>
       <w:r>
-        <w:t xml:space="preserve">WEI: Long: Trois raisons. Notre site produit deux cents tonnes par an, surtout pour la cosmétique et l’alimentaire. La qualité injectable n’est que cinq pour cent de notre volume, mais elle profite des coûts de tout le reste. Notre énergie coûte moins cher. Et nous avons un certificat de conformité à la Pharmacopée européenne depuis six ans. Ce n’est pas une poudre bon marché. C’est une poudre produite en grande quantité.</w:t>
+        <w:t xml:space="preserve">WEI: Trois raisons. Notre site produit deux cents tonnes par an, surtout pour la cosmétique et l’alimentaire. La qualité injectable n’est que cinq pour cent de notre volume, mais elle profite des coûts de tout le reste. Notre énergie coûte moins cher. Et nous avons un certificat de conformité à la Pharmacopée européenne depuis six ans. Ce n’est pas une poudre bon marché. C’est une poudre produite en grande quantité.</w:t>
       </w:r>
     </w:p>
     <w:p>
@@ -970,7 +970,7 @@
         <w:pStyle w:val="BodyText"/>
       </w:pPr>
       <w:r>
-        <w:t xml:space="preserve">WEI: Long: Non. Je vais être honnête. Notre politique de groupe, c’est la notification, pas l’accord. Si la direction déplace une production, nous informons les clients trois mois avant. Nous ne demandons pas leur accord, parce que nous avons six cents clients. Je ne peux pas vous promettre un accord préalable. Je peux vous promettre que je vous appellerai moi-même.</w:t>
+        <w:t xml:space="preserve">WEI: Non. Je vais être honnête. Notre politique de groupe, c’est la notification, pas l’accord. Si la direction déplace une production, nous informons les clients trois mois avant. Nous ne demandons pas leur accord, parce que nous avons six cents clients. Je ne peux pas vous promettre un accord préalable. Je peux vous promettre que je vous appellerai moi-même.</w:t>
       </w:r>
     </w:p>
     <w:p>
@@ -1156,7 +1156,7 @@
         <w:pStyle w:val="BodyText"/>
       </w:pPr>
       <w:r>
-        <w:t xml:space="preserve">CHAPUIS: Long: Nous faisons de la poudre cosmétique depuis vingt ans. Excellente masse moléculaire, bonne distribution. Mais nos endotoxines sont trop hautes pour une injection. Pour passer en qualité injectable, il faut une nouvelle unité de purification, une salle propre, et deux ans. Un million et demi d’euros. Je ne les ai pas. Et je ne les investirai pas sans un client.</w:t>
+        <w:t xml:space="preserve">CHAPUIS: Nous faisons de la poudre cosmétique depuis vingt ans. Excellente masse moléculaire, bonne distribution. Mais nos endotoxines sont trop hautes pour une injection. Pour passer en qualité injectable, il faut une nouvelle unité de purification, une salle propre, et deux ans. Un million et demi d’euros. Je ne les ai pas. Et je ne les investirai pas sans un client.</w:t>
       </w:r>
     </w:p>
     <w:p>
@@ -1212,7 +1212,7 @@
         <w:pStyle w:val="BodyText"/>
       </w:pPr>
       <w:r>
-        <w:t xml:space="preserve">ELODIE: Long: Poudre A : parfaite. Masse moléculaire stable, endotoxines très basses. C’est Nordial. Poudre B : presque aussi bonne, masse moléculaire plus étroite encore, protéines un peu plus hautes mais dans les normes. C’est Linhai. Poudre C : la plus belle distribution de masse moléculaire des trois. Mais des endotoxines dix fois trop hautes. C’est Fermalys, en qualité cosmétique.</w:t>
+        <w:t xml:space="preserve">ELODIE: Poudre A : parfaite. Masse moléculaire stable, endotoxines très basses. C’est Nordial. Poudre B : presque aussi bonne, masse moléculaire plus étroite encore, protéines un peu plus hautes mais dans les normes. C’est Linhai. Poudre C : la plus belle distribution de masse moléculaire des trois. Mais des endotoxines dix fois trop hautes. C’est Fermalys, en qualité cosmétique.</w:t>
       </w:r>
     </w:p>
     <w:p>
@@ -1236,7 +1236,7 @@
         <w:pStyle w:val="BodyText"/>
       </w:pPr>
       <w:r>
-        <w:t xml:space="preserve">JULIEN: Long: Alors je fais mon travail. Linhai est quarante pour cent moins cher que Nordial. À quarante kilos, c’est cent cinquante mille euros par an. Pour une usine qui perdra de l’argent pendant trois ans, ce n’est pas rien. Et la poudre B est presque aussi bonne que la A.</w:t>
+        <w:t xml:space="preserve">JULIEN: Alors je fais mon travail. Linhai est quarante pour cent moins cher que Nordial. À quarante kilos, c’est cent cinquante mille euros par an. Pour une usine qui perdra de l’argent pendant trois ans, ce n’est pas rien. Et la poudre B est presque aussi bonne que la A.</w:t>
       </w:r>
     </w:p>
     <w:p>
@@ -1276,7 +1276,7 @@
         <w:pStyle w:val="BodyText"/>
       </w:pPr>
       <w:r>
-        <w:t xml:space="preserve">CLEMENCE: Long: Alors la poudre la moins chère n’est pas celle qui coûte le moins. Nordial reste notre fournisseur principal, avec l’engagement de vingt-cinq puis trente kilos. Fermalys devient notre deuxième source, avec l’avance de trois cent mille euros, si l’unité de purification est prête dans deux ans. Et Linhai…</w:t>
+        <w:t xml:space="preserve">CLEMENCE: Alors la poudre la moins chère n’est pas celle qui coûte le moins. Nordial reste notre fournisseur principal, avec l’engagement de vingt-cinq puis trente kilos. Fermalys devient notre deuxième source, avec l’avance de trois cent mille euros, si l’unité de purification est prête dans deux ans. Et Linhai…</w:t>
       </w:r>
     </w:p>
     <w:p>
